--- a/tab แบบ 3 network.docx
+++ b/tab แบบ 3 network.docx
@@ -17,6 +17,15 @@
           <w:b/>
           <w:bCs/>
           <w:sz w:val="32"/>
+        </w:rPr>
+        <w:t>–</w:t>
+      </w:r>
+      <w:r>
+        <w:rPr>
+          <w:rFonts w:ascii="TH Sarabun New" w:hAnsi="TH Sarabun New" w:cs="TH Sarabun New"/>
+          <w:b/>
+          <w:bCs/>
+          <w:sz w:val="32"/>
           <w:cs/>
         </w:rPr>
         <w:t>แบบ</w:t>
@@ -564,7 +573,7 @@
       <w:pPr>
         <w:spacing w:after="0"/>
         <w:rPr>
-          <w:rFonts w:ascii="TH Sarabun New" w:hAnsi="TH Sarabun New" w:cs="TH Sarabun New" w:hint="cs"/>
+          <w:rFonts w:ascii="TH Sarabun New" w:hAnsi="TH Sarabun New" w:cs="TH Sarabun New"/>
           <w:sz w:val="32"/>
           <w:cs/>
         </w:rPr>
